--- a/revisao-banca/secretaria/EDITAVEL_1_Folha_de_rosto.docx
+++ b/revisao-banca/secretaria/EDITAVEL_1_Folha_de_rosto.docx
@@ -112,34 +112,6 @@
           <w:sz w:val="28"/>
         </w:rPr>
         <w:t>Co-advisor</w:t>
-      </w:r>
-    </w:p>
-    <w:p>
-      <w:pPr>
-        <w:spacing w:after="0"/>
-        <w:jc w:val="center"/>
-      </w:pPr>
-      <w:r>
-        <w:rPr>
-          <w:rFonts w:ascii="Times New Roman" w:hAnsi="Times New Roman"/>
-          <w:b w:val="0"/>
-          <w:sz w:val="28"/>
-        </w:rPr>
-        <w:t>Prof. Dr. André Valdetaro Gomes Cavalieri</w:t>
-      </w:r>
-    </w:p>
-    <w:p>
-      <w:pPr>
-        <w:spacing w:after="720"/>
-        <w:jc w:val="center"/>
-      </w:pPr>
-      <w:r>
-        <w:rPr>
-          <w:rFonts w:ascii="Times New Roman" w:hAnsi="Times New Roman"/>
-          <w:b w:val="0"/>
-          <w:sz w:val="28"/>
-        </w:rPr>
-        <w:t>Pro-Rector of Graduate Courses</w:t>
       </w:r>
     </w:p>
     <w:p>
